--- a/resources/pure_modern_base.docx
+++ b/resources/pure_modern_base.docx
@@ -484,11 +484,6 @@
     <w:basedOn w:val="Normal"/>
     <w:qFormat/>
   </w:style>
-  <w:style w:type="paragraph" w:styleId="SourceCode">
-    <w:name w:val="Source Code"/>
-    <w:basedOn w:val="Normal"/>
-    <w:qFormat/>
-  </w:style>
   <w:style w:type="paragraph" w:styleId="TOCHeading">
     <w:name w:val="TOC Heading"/>
     <w:basedOn w:val="Normal"/>
@@ -561,10 +556,25 @@
     <w:basedOn w:val="Normal"/>
     <w:qFormat/>
   </w:style>
+  <w:style w:type="paragraph" w:styleId="SourceCode">
+    <w:name w:val="Source Code"/>
+    <w:basedOn w:val="Normal"/>
+    <w:qFormat/>
+    <w:pPr>
+      <w:spacing w:before="0" w:after="0" w:line="240" w:lineRule="auto"/>
+      <w:ind w:firstLineChars="0" w:firstLine="0" w:left="0" w:right="0"/>
+    </w:pPr>
+    <w:rPr>
+      <w:rFonts w:ascii="Consolas" w:hAnsi="Consolas" w:eastAsia="宋体" w:cs="Consolas"/>
+    </w:rPr>
+  </w:style>
   <w:style w:type="character" w:styleId="VerbatimChar">
     <w:name w:val="Verbatim Char"/>
     <w:basedOn w:val="DefaultParagraphFont"/>
     <w:qFormat/>
+    <w:rPr>
+      <w:rFonts w:ascii="Consolas" w:hAnsi="Consolas" w:eastAsia="宋体" w:cs="Consolas"/>
+    </w:rPr>
   </w:style>
   <w:style w:type="character" w:styleId="SectionNumber">
     <w:name w:val="Section Number"/>
